--- a/output/yonetim_kurulu.docx
+++ b/output/yonetim_kurulu.docx
@@ -144,7 +144,7 @@
                 <w:b w:val="0"/>
                 <w:sz w:val="22"/>
               </w:rPr>
-              <w:t>Yönetim Kurulu Başkanı</w:t>
+              <w:t>Yönetim Kurulu Üyesi</w:t>
             </w:r>
           </w:p>
         </w:tc>
@@ -211,7 +211,7 @@
                 <w:b w:val="0"/>
                 <w:sz w:val="22"/>
               </w:rPr>
-              <w:t>ENES ERCANLI</w:t>
+              <w:t>EMİRHAN KARAYAY</w:t>
             </w:r>
           </w:p>
         </w:tc>
@@ -227,7 +227,7 @@
                 <w:b w:val="0"/>
                 <w:sz w:val="22"/>
               </w:rPr>
-              <w:t>2. Derece İmza Yetkilisi</w:t>
+              <w:t>Yönetim Kurulu Üyesi</w:t>
             </w:r>
           </w:p>
         </w:tc>
@@ -243,7 +243,7 @@
                 <w:b w:val="0"/>
                 <w:sz w:val="22"/>
               </w:rPr>
-              <w:t>08.09.2028</w:t>
+              <w:t>26.09.2025</w:t>
             </w:r>
           </w:p>
         </w:tc>
@@ -259,7 +259,7 @@
                 <w:b w:val="0"/>
                 <w:sz w:val="22"/>
               </w:rPr>
-              <w:t>11.09.2025</w:t>
+              <w:t>10.10.2023</w:t>
             </w:r>
           </w:p>
         </w:tc>
@@ -269,13 +269,13 @@
           </w:tcPr>
           <w:p>
             <w:r/>
-            <w:hyperlink r:id="rId9">
+            <w:hyperlink r:id="rId10">
               <w:r>
                 <w:rPr>
                   <w:color w:val="0563C1"/>
                   <w:u w:val="single"/>
                 </w:rPr>
-                <w:t>8) 11-09-2025 Yönetim Kurulu Atama Görevden Alma, Temsilci ve Yetkili Kişi Atanması, Yönetim Kurulu İç Yönergesi.pdf</w:t>
+                <w:t>3) 10-10-2023 Yönetim Kurulu Atama Görevden Alma, Temsilci ve Yetkili Kişi Atanması.pdf</w:t>
               </w:r>
             </w:hyperlink>
           </w:p>
@@ -294,7 +294,7 @@
                 <w:b w:val="0"/>
                 <w:sz w:val="22"/>
               </w:rPr>
-              <w:t>MUSTAFA EMRAH SARI</w:t>
+              <w:t>ENES ERCANLI</w:t>
             </w:r>
           </w:p>
         </w:tc>
@@ -310,7 +310,7 @@
                 <w:b w:val="0"/>
                 <w:sz w:val="22"/>
               </w:rPr>
-              <w:t>2. Derece İmza Yetkilisi</w:t>
+              <w:t>Yönetim Kurulu Başkanı Yardımcısı</w:t>
             </w:r>
           </w:p>
         </w:tc>
@@ -326,7 +326,7 @@
                 <w:b w:val="0"/>
                 <w:sz w:val="22"/>
               </w:rPr>
-              <w:t>08.09.2028</w:t>
+              <w:t>26.09.2025</w:t>
             </w:r>
           </w:p>
         </w:tc>
@@ -342,7 +342,7 @@
                 <w:b w:val="0"/>
                 <w:sz w:val="22"/>
               </w:rPr>
-              <w:t>11.09.2025</w:t>
+              <w:t>05.11.2024</w:t>
             </w:r>
           </w:p>
         </w:tc>
@@ -352,13 +352,13 @@
           </w:tcPr>
           <w:p>
             <w:r/>
-            <w:hyperlink r:id="rId9">
+            <w:hyperlink r:id="rId11">
               <w:r>
                 <w:rPr>
                   <w:color w:val="0563C1"/>
                   <w:u w:val="single"/>
                 </w:rPr>
-                <w:t>8) 11-09-2025 Yönetim Kurulu Atama Görevden Alma, Temsilci ve Yetkili Kişi Atanması, Yönetim Kurulu İç Yönergesi.pdf</w:t>
+                <w:t>7) 05-11-2024 Yönetim Kurulu Atama Görevden Alma, Temsilci ve Yetkili Kişi Atanması.pdf</w:t>
               </w:r>
             </w:hyperlink>
           </w:p>
@@ -377,7 +377,7 @@
                 <w:b w:val="0"/>
                 <w:sz w:val="22"/>
               </w:rPr>
-              <w:t>ERDİNÇ ÇE'İİN</w:t>
+              <w:t>ENGİN KAVAS</w:t>
             </w:r>
           </w:p>
         </w:tc>
@@ -393,7 +393,7 @@
                 <w:b w:val="0"/>
                 <w:sz w:val="22"/>
               </w:rPr>
-              <w:t>2. Derece İmza Yetkilisi</w:t>
+              <w:t>Yönetim Kurulu Üyesi</w:t>
             </w:r>
           </w:p>
         </w:tc>
@@ -409,7 +409,7 @@
                 <w:b w:val="0"/>
                 <w:sz w:val="22"/>
               </w:rPr>
-              <w:t>08.09.2028</w:t>
+              <w:t>26.09.2025</w:t>
             </w:r>
           </w:p>
         </w:tc>
@@ -425,7 +425,7 @@
                 <w:b w:val="0"/>
                 <w:sz w:val="22"/>
               </w:rPr>
-              <w:t>11.09.2025</w:t>
+              <w:t>10.10.2023</w:t>
             </w:r>
           </w:p>
         </w:tc>
@@ -435,13 +435,13 @@
           </w:tcPr>
           <w:p>
             <w:r/>
-            <w:hyperlink r:id="rId9">
+            <w:hyperlink r:id="rId10">
               <w:r>
                 <w:rPr>
                   <w:color w:val="0563C1"/>
                   <w:u w:val="single"/>
                 </w:rPr>
-                <w:t>8) 11-09-2025 Yönetim Kurulu Atama Görevden Alma, Temsilci ve Yetkili Kişi Atanması, Yönetim Kurulu İç Yönergesi.pdf</w:t>
+                <w:t>3) 10-10-2023 Yönetim Kurulu Atama Görevden Alma, Temsilci ve Yetkili Kişi Atanması.pdf</w:t>
               </w:r>
             </w:hyperlink>
           </w:p>
@@ -460,7 +460,7 @@
                 <w:b w:val="0"/>
                 <w:sz w:val="22"/>
               </w:rPr>
-              <w:t>ATILLA EREN YILDIRIM</w:t>
+              <w:t>MEHMET GÖKAY ÜSTÜN</w:t>
             </w:r>
           </w:p>
         </w:tc>
@@ -476,7 +476,7 @@
                 <w:b w:val="0"/>
                 <w:sz w:val="22"/>
               </w:rPr>
-              <w:t>2. Derece İmza Yetkilisi</w:t>
+              <w:t>Yönetim Kurulu Üyesi</w:t>
             </w:r>
           </w:p>
         </w:tc>
@@ -492,7 +492,7 @@
                 <w:b w:val="0"/>
                 <w:sz w:val="22"/>
               </w:rPr>
-              <w:t>08.09.2028</w:t>
+              <w:t>—</w:t>
             </w:r>
           </w:p>
         </w:tc>
@@ -508,7 +508,7 @@
                 <w:b w:val="0"/>
                 <w:sz w:val="22"/>
               </w:rPr>
-              <w:t>11.09.2025</w:t>
+              <w:t>01.12.2022</w:t>
             </w:r>
           </w:p>
         </w:tc>
@@ -518,13 +518,96 @@
           </w:tcPr>
           <w:p>
             <w:r/>
-            <w:hyperlink r:id="rId9">
+            <w:hyperlink r:id="rId12">
               <w:r>
                 <w:rPr>
                   <w:color w:val="0563C1"/>
                   <w:u w:val="single"/>
                 </w:rPr>
-                <w:t>8) 11-09-2025 Yönetim Kurulu Atama Görevden Alma, Temsilci ve Yetkili Kişi Atanması, Yönetim Kurulu İç Yönergesi.pdf</w:t>
+                <w:t>1) 01-12-2022 Kuruluş İlanı.pdf</w:t>
+              </w:r>
+            </w:hyperlink>
+          </w:p>
+        </w:tc>
+      </w:tr>
+      <w:tr>
+        <w:tc>
+          <w:tcPr>
+            <w:tcW w:type="dxa" w:w="1728"/>
+          </w:tcPr>
+          <w:p>
+            <w:r/>
+            <w:r>
+              <w:rPr>
+                <w:rFonts w:ascii="Calibri" w:hAnsi="Calibri"/>
+                <w:b w:val="0"/>
+                <w:sz w:val="22"/>
+              </w:rPr>
+              <w:t>ENGİN KAVAY</w:t>
+            </w:r>
+          </w:p>
+        </w:tc>
+        <w:tc>
+          <w:tcPr>
+            <w:tcW w:type="dxa" w:w="1728"/>
+          </w:tcPr>
+          <w:p>
+            <w:r/>
+            <w:r>
+              <w:rPr>
+                <w:rFonts w:ascii="Calibri" w:hAnsi="Calibri"/>
+                <w:b w:val="0"/>
+                <w:sz w:val="22"/>
+              </w:rPr>
+              <w:t>Yönetim Kurulu Üyesi</w:t>
+            </w:r>
+          </w:p>
+        </w:tc>
+        <w:tc>
+          <w:tcPr>
+            <w:tcW w:type="dxa" w:w="1728"/>
+          </w:tcPr>
+          <w:p>
+            <w:r/>
+            <w:r>
+              <w:rPr>
+                <w:rFonts w:ascii="Calibri" w:hAnsi="Calibri"/>
+                <w:b w:val="0"/>
+                <w:sz w:val="22"/>
+              </w:rPr>
+              <w:t>—</w:t>
+            </w:r>
+          </w:p>
+        </w:tc>
+        <w:tc>
+          <w:tcPr>
+            <w:tcW w:type="dxa" w:w="1728"/>
+          </w:tcPr>
+          <w:p>
+            <w:r/>
+            <w:r>
+              <w:rPr>
+                <w:rFonts w:ascii="Calibri" w:hAnsi="Calibri"/>
+                <w:b w:val="0"/>
+                <w:sz w:val="22"/>
+              </w:rPr>
+              <w:t>13.09.2024</w:t>
+            </w:r>
+          </w:p>
+        </w:tc>
+        <w:tc>
+          <w:tcPr>
+            <w:tcW w:type="dxa" w:w="1728"/>
+          </w:tcPr>
+          <w:p>
+            <w:r/>
+            <w:hyperlink r:id="rId13">
+              <w:r>
+                <w:rPr>
+                  <w:color w:val="0563C1"/>
+                  <w:u w:val="single"/>
+                </w:rPr>
+                <w:t>5) 13-09-2024 Yönetim Kurulu Atama Görevden Alma, Temsilci ve Yetkili Kişi Atanması.pdf</w:t>
               </w:r>
             </w:hyperlink>
           </w:p>
